--- a/src/agents/cotizador/templates/cotizacion_template.docx
+++ b/src/agents/cotizador/templates/cotizacion_template.docx
@@ -168,6 +168,7 @@
                 <w:showingPlcHdr/>
                 <w15:appearance w15:val="hidden"/>
               </w:sdtPr>
+              <w:sdtEndPr/>
               <w:sdtContent>
                 <w:r>
                   <w:rPr>
@@ -198,6 +199,7 @@
                 <w:showingPlcHdr/>
                 <w15:appearance w15:val="hidden"/>
               </w:sdtPr>
+              <w:sdtEndPr/>
               <w:sdtContent>
                 <w:r>
                   <w:rPr>
@@ -229,6 +231,7 @@
                 <w:showingPlcHdr/>
                 <w15:appearance w15:val="hidden"/>
               </w:sdtPr>
+              <w:sdtEndPr/>
               <w:sdtContent>
                 <w:r>
                   <w:rPr>
@@ -259,6 +262,7 @@
                 <w:showingPlcHdr/>
                 <w15:appearance w15:val="hidden"/>
               </w:sdtPr>
+              <w:sdtEndPr/>
               <w:sdtContent>
                 <w:r>
                   <w:rPr>
@@ -289,6 +293,7 @@
                 <w:showingPlcHdr/>
                 <w15:appearance w15:val="hidden"/>
               </w:sdtPr>
+              <w:sdtEndPr/>
               <w:sdtContent>
                 <w:r>
                   <w:rPr>
@@ -319,6 +324,7 @@
                 <w:showingPlcHdr/>
                 <w15:appearance w15:val="hidden"/>
               </w:sdtPr>
+              <w:sdtEndPr/>
               <w:sdtContent>
                 <w:r>
                   <w:rPr>
@@ -344,6 +350,7 @@
               <w:showingPlcHdr/>
               <w15:appearance w15:val="hidden"/>
             </w:sdtPr>
+            <w:sdtEndPr/>
             <w:sdtContent>
               <w:p>
                 <w:pPr>
@@ -435,6 +442,7 @@
                 <w:showingPlcHdr/>
                 <w15:appearance w15:val="hidden"/>
               </w:sdtPr>
+              <w:sdtEndPr/>
               <w:sdtContent>
                 <w:r>
                   <w:rPr>
@@ -461,6 +469,7 @@
             <w:showingPlcHdr/>
             <w15:appearance w15:val="hidden"/>
           </w:sdtPr>
+          <w:sdtEndPr/>
           <w:sdtContent>
             <w:tc>
               <w:tcPr>
@@ -500,6 +509,7 @@
             <w:showingPlcHdr/>
             <w15:appearance w15:val="hidden"/>
           </w:sdtPr>
+          <w:sdtEndPr/>
           <w:sdtContent>
             <w:tc>
               <w:tcPr>
@@ -577,6 +587,7 @@
                 <w:showingPlcHdr/>
                 <w15:appearance w15:val="hidden"/>
               </w:sdtPr>
+              <w:sdtEndPr/>
               <w:sdtContent>
                 <w:r>
                   <w:rPr>
@@ -604,7 +615,31 @@
               <w:rPr>
                 <w:lang w:val="es-MX"/>
               </w:rPr>
-              <w:t>27/10/2025</w:t>
+              <w:t>2</w:t>
+            </w:r>
+            <w:r>
+              <w:rPr>
+                <w:lang w:val="es-MX"/>
+              </w:rPr>
+              <w:t>5</w:t>
+            </w:r>
+            <w:r>
+              <w:rPr>
+                <w:lang w:val="es-MX"/>
+              </w:rPr>
+              <w:t>/1</w:t>
+            </w:r>
+            <w:r>
+              <w:rPr>
+                <w:lang w:val="es-MX"/>
+              </w:rPr>
+              <w:t>2</w:t>
+            </w:r>
+            <w:r>
+              <w:rPr>
+                <w:lang w:val="es-MX"/>
+              </w:rPr>
+              <w:t>/2025</w:t>
             </w:r>
           </w:p>
         </w:tc>
@@ -755,21 +790,12 @@
                 <w:lang w:val="es-MX"/>
               </w:rPr>
             </w:pPr>
-            <w:proofErr w:type="gramStart"/>
             <w:r>
               <w:rPr>
                 <w:rFonts w:ascii="Arial" w:hAnsi="Arial" w:cs="Arial"/>
                 <w:lang w:val="es-MX"/>
               </w:rPr>
-              <w:t>Total</w:t>
-            </w:r>
-            <w:proofErr w:type="gramEnd"/>
-            <w:r>
-              <w:rPr>
-                <w:rFonts w:ascii="Arial" w:hAnsi="Arial" w:cs="Arial"/>
-                <w:lang w:val="es-MX"/>
-              </w:rPr>
-              <w:t xml:space="preserve"> por producto</w:t>
+              <w:t>Total por producto</w:t>
             </w:r>
           </w:p>
         </w:tc>
@@ -801,21 +827,7 @@
               <w:rPr>
                 <w:rFonts w:ascii="Arial" w:hAnsi="Arial" w:cs="Arial"/>
               </w:rPr>
-              <w:t>{#</w:t>
-            </w:r>
-            <w:proofErr w:type="gramStart"/>
-            <w:r>
-              <w:rPr>
-                <w:rFonts w:ascii="Arial" w:hAnsi="Arial" w:cs="Arial"/>
-              </w:rPr>
-              <w:t>productos}{</w:t>
-            </w:r>
-            <w:proofErr w:type="gramEnd"/>
-            <w:r>
-              <w:rPr>
-                <w:rFonts w:ascii="Arial" w:hAnsi="Arial" w:cs="Arial"/>
-              </w:rPr>
-              <w:t>cantidad}</w:t>
+              <w:t>{#productos}{cantidad}</w:t>
             </w:r>
             <w:r>
               <w:rPr>
@@ -1871,6 +1883,7 @@
             <w:showingPlcHdr/>
             <w15:appearance w15:val="hidden"/>
           </w:sdtPr>
+          <w:sdtEndPr/>
           <w:sdtContent>
             <w:tc>
               <w:tcPr>
@@ -1968,6 +1981,7 @@
             <w:showingPlcHdr/>
             <w15:appearance w15:val="hidden"/>
           </w:sdtPr>
+          <w:sdtEndPr/>
           <w:sdtContent>
             <w:tc>
               <w:tcPr>
@@ -2020,15 +2034,7 @@
               </w:rPr>
             </w:pPr>
             <w:r>
-              <w:t>{</w:t>
-            </w:r>
-            <w:proofErr w:type="spellStart"/>
-            <w:r>
-              <w:t>iva</w:t>
-            </w:r>
-            <w:proofErr w:type="spellEnd"/>
-            <w:r>
-              <w:t>}</w:t>
+              <w:t>{iva}</w:t>
             </w:r>
           </w:p>
         </w:tc>
@@ -2073,6 +2079,7 @@
             <w:showingPlcHdr/>
             <w15:appearance w15:val="hidden"/>
           </w:sdtPr>
+          <w:sdtEndPr/>
           <w:sdtContent>
             <w:tc>
               <w:tcPr>
@@ -2184,6 +2191,7 @@
                 <w:showingPlcHdr/>
                 <w15:appearance w15:val="hidden"/>
               </w:sdtPr>
+              <w:sdtEndPr/>
               <w:sdtContent>
                 <w:r>
                   <w:rPr>
@@ -3573,6 +3581,7 @@
   <w:style w:type="character" w:default="1" w:styleId="Fuentedeprrafopredeter">
     <w:name w:val="Default Paragraph Font"/>
     <w:uiPriority w:val="1"/>
+    <w:semiHidden/>
     <w:unhideWhenUsed/>
   </w:style>
   <w:style w:type="table" w:default="1" w:styleId="Tablanormal">
@@ -4623,9 +4632,11 @@
   <w:rsids>
     <w:rsidRoot w:val="00C70EAD"/>
     <w:rsid w:val="00187D1E"/>
+    <w:rsid w:val="003D3821"/>
     <w:rsid w:val="004E4E11"/>
     <w:rsid w:val="00B37A31"/>
     <w:rsid w:val="00C3125F"/>
+    <w:rsid w:val="00C31AF1"/>
     <w:rsid w:val="00C70EAD"/>
     <w:rsid w:val="00FA6CB0"/>
   </w:rsids>
